--- a/chapters/pr-workflow-with-agents.docx
+++ b/chapters/pr-workflow-with-agents.docx
@@ -15,7 +15,7 @@
         <w:pStyle w:val="Date"/>
       </w:pPr>
       <w:r>
-        <w:t xml:space="preserve">Last modified: 2026-07-22 00:47:15 (PDT)</w:t>
+        <w:t xml:space="preserve">Last modified: 2026-07-28 12:14:20 (PDT)</w:t>
       </w:r>
     </w:p>
     <w:p>

--- a/chapters/pr-workflow-with-agents.docx
+++ b/chapters/pr-workflow-with-agents.docx
@@ -15,7 +15,7 @@
         <w:pStyle w:val="Date"/>
       </w:pPr>
       <w:r>
-        <w:t xml:space="preserve">Last modified: 2026-07-28 14:38:05 (PDT)</w:t>
+        <w:t xml:space="preserve">Last modified: 2026-07-28 15:13:47 (PDT)</w:t>
       </w:r>
     </w:p>
     <w:p>

--- a/chapters/pr-workflow-with-agents.docx
+++ b/chapters/pr-workflow-with-agents.docx
@@ -15,7 +15,7 @@
         <w:pStyle w:val="Date"/>
       </w:pPr>
       <w:r>
-        <w:t xml:space="preserve">Last modified: 2026-07-28 15:13:47 (PDT)</w:t>
+        <w:t xml:space="preserve">Last modified: 2026-07-28 15:35:39 (PDT)</w:t>
       </w:r>
     </w:p>
     <w:p>

--- a/chapters/pr-workflow-with-agents.docx
+++ b/chapters/pr-workflow-with-agents.docx
@@ -15,7 +15,7 @@
         <w:pStyle w:val="Date"/>
       </w:pPr>
       <w:r>
-        <w:t xml:space="preserve">Last modified: 2026-07-28 15:35:39 (PDT)</w:t>
+        <w:t xml:space="preserve">Last modified: 2026-07-29 12:53:55 (PDT)</w:t>
       </w:r>
     </w:p>
     <w:p>

--- a/chapters/pr-workflow-with-agents.docx
+++ b/chapters/pr-workflow-with-agents.docx
@@ -15,7 +15,7 @@
         <w:pStyle w:val="Date"/>
       </w:pPr>
       <w:r>
-        <w:t xml:space="preserve">Last modified: 2026-07-29 12:53:55 (PDT)</w:t>
+        <w:t xml:space="preserve">Last modified: 2026-07-29 19:02:52 (PDT)</w:t>
       </w:r>
     </w:p>
     <w:p>

--- a/chapters/pr-workflow-with-agents.docx
+++ b/chapters/pr-workflow-with-agents.docx
@@ -15,7 +15,7 @@
         <w:pStyle w:val="Date"/>
       </w:pPr>
       <w:r>
-        <w:t xml:space="preserve">Last modified: 2026-07-29 19:02:52 (PDT)</w:t>
+        <w:t xml:space="preserve">Last modified: 2026-08-03 15:41:00 (PDT)</w:t>
       </w:r>
     </w:p>
     <w:p>

--- a/chapters/pr-workflow-with-agents.docx
+++ b/chapters/pr-workflow-with-agents.docx
@@ -15,7 +15,7 @@
         <w:pStyle w:val="Date"/>
       </w:pPr>
       <w:r>
-        <w:t xml:space="preserve">Last modified: 2026-08-04 17:01:52 (PDT)</w:t>
+        <w:t xml:space="preserve">Last modified: 2026-08-05 16:27:49 (PDT)</w:t>
       </w:r>
     </w:p>
     <w:p>

--- a/chapters/pr-workflow-with-agents.docx
+++ b/chapters/pr-workflow-with-agents.docx
@@ -15,7 +15,7 @@
         <w:pStyle w:val="Date"/>
       </w:pPr>
       <w:r>
-        <w:t xml:space="preserve">Last modified: 2026-08-05 16:27:49 (PDT)</w:t>
+        <w:t xml:space="preserve">Last modified: 2026-08-05 17:30:25 (PDT)</w:t>
       </w:r>
     </w:p>
     <w:p>

--- a/chapters/pr-workflow-with-agents.docx
+++ b/chapters/pr-workflow-with-agents.docx
@@ -15,7 +15,7 @@
         <w:pStyle w:val="Date"/>
       </w:pPr>
       <w:r>
-        <w:t xml:space="preserve">Last modified: 2026-08-05 17:30:25 (PDT)</w:t>
+        <w:t xml:space="preserve">Last modified: 2026-08-05 18:40:33 (PDT)</w:t>
       </w:r>
     </w:p>
     <w:p>

--- a/chapters/pr-workflow-with-agents.docx
+++ b/chapters/pr-workflow-with-agents.docx
@@ -15,7 +15,7 @@
         <w:pStyle w:val="Date"/>
       </w:pPr>
       <w:r>
-        <w:t xml:space="preserve">Last modified: 2026-08-05 18:40:33 (PDT)</w:t>
+        <w:t xml:space="preserve">Last modified: 2026-08-05 20:30:48 (PDT)</w:t>
       </w:r>
     </w:p>
     <w:p>

--- a/chapters/pr-workflow-with-agents.docx
+++ b/chapters/pr-workflow-with-agents.docx
@@ -15,7 +15,7 @@
         <w:pStyle w:val="Date"/>
       </w:pPr>
       <w:r>
-        <w:t xml:space="preserve">Last modified: 2026-08-05 20:30:48 (PDT)</w:t>
+        <w:t xml:space="preserve">Last modified: 2026-08-08 07:40:02 (PDT)</w:t>
       </w:r>
     </w:p>
     <w:p>

--- a/chapters/pr-workflow-with-agents.docx
+++ b/chapters/pr-workflow-with-agents.docx
@@ -15,7 +15,7 @@
         <w:pStyle w:val="Date"/>
       </w:pPr>
       <w:r>
-        <w:t xml:space="preserve">Last modified: 2026-08-08 07:40:02 (PDT)</w:t>
+        <w:t xml:space="preserve">Last modified: 2026-08-08 11:23:13 (PDT)</w:t>
       </w:r>
     </w:p>
     <w:p>

--- a/chapters/pr-workflow-with-agents.docx
+++ b/chapters/pr-workflow-with-agents.docx
@@ -15,7 +15,7 @@
         <w:pStyle w:val="Date"/>
       </w:pPr>
       <w:r>
-        <w:t xml:space="preserve">Last modified: 2026-08-08 11:23:13 (PDT)</w:t>
+        <w:t xml:space="preserve">Last modified: 2026-08-08 16:16:00 (PDT)</w:t>
       </w:r>
     </w:p>
     <w:p>

--- a/chapters/pr-workflow-with-agents.docx
+++ b/chapters/pr-workflow-with-agents.docx
@@ -15,7 +15,7 @@
         <w:pStyle w:val="Date"/>
       </w:pPr>
       <w:r>
-        <w:t xml:space="preserve">Last modified: 2026-08-08 16:16:00 (PDT)</w:t>
+        <w:t xml:space="preserve">Last modified: 2026-08-09 12:28:50 (PDT)</w:t>
       </w:r>
     </w:p>
     <w:p>

--- a/chapters/pr-workflow-with-agents.docx
+++ b/chapters/pr-workflow-with-agents.docx
@@ -15,7 +15,7 @@
         <w:pStyle w:val="Date"/>
       </w:pPr>
       <w:r>
-        <w:t xml:space="preserve">Last modified: 2026-08-09 12:28:50 (PDT)</w:t>
+        <w:t xml:space="preserve">Last modified: 2026-08-09 18:04:31 (PDT)</w:t>
       </w:r>
     </w:p>
     <w:p>

--- a/chapters/pr-workflow-with-agents.docx
+++ b/chapters/pr-workflow-with-agents.docx
@@ -15,7 +15,7 @@
         <w:pStyle w:val="Date"/>
       </w:pPr>
       <w:r>
-        <w:t xml:space="preserve">Last modified: 2026-08-15 08:39:28 (PDT)</w:t>
+        <w:t xml:space="preserve">Last modified: 2026-08-16 17:03:29 (PDT)</w:t>
       </w:r>
     </w:p>
     <w:p>

--- a/chapters/pr-workflow-with-agents.docx
+++ b/chapters/pr-workflow-with-agents.docx
@@ -15,7 +15,7 @@
         <w:pStyle w:val="Date"/>
       </w:pPr>
       <w:r>
-        <w:t xml:space="preserve">Last modified: 2026-08-16 17:03:29 (PDT)</w:t>
+        <w:t xml:space="preserve">Last modified: 2026-08-17 14:51:55 (PDT)</w:t>
       </w:r>
     </w:p>
     <w:p>

--- a/chapters/pr-workflow-with-agents.docx
+++ b/chapters/pr-workflow-with-agents.docx
@@ -15,7 +15,7 @@
         <w:pStyle w:val="Date"/>
       </w:pPr>
       <w:r>
-        <w:t xml:space="preserve">Last modified: 2026-08-17 14:51:55 (PDT)</w:t>
+        <w:t xml:space="preserve">Last modified: 2026-08-17 19:23:17 (PDT)</w:t>
       </w:r>
     </w:p>
     <w:p>

--- a/chapters/pr-workflow-with-agents.docx
+++ b/chapters/pr-workflow-with-agents.docx
@@ -15,7 +15,7 @@
         <w:pStyle w:val="Date"/>
       </w:pPr>
       <w:r>
-        <w:t xml:space="preserve">Last modified: 2026-08-17 19:23:17 (PDT)</w:t>
+        <w:t xml:space="preserve">Last modified: 2026-08-18 09:05:05 (PDT)</w:t>
       </w:r>
     </w:p>
     <w:p>

--- a/chapters/pr-workflow-with-agents.docx
+++ b/chapters/pr-workflow-with-agents.docx
@@ -15,7 +15,7 @@
         <w:pStyle w:val="Date"/>
       </w:pPr>
       <w:r>
-        <w:t xml:space="preserve">Last modified: 2026-08-18 09:05:05 (PDT)</w:t>
+        <w:t xml:space="preserve">Last modified: 2026-08-18 13:03:17 (PDT)</w:t>
       </w:r>
     </w:p>
     <w:p>

--- a/chapters/pr-workflow-with-agents.docx
+++ b/chapters/pr-workflow-with-agents.docx
@@ -15,7 +15,7 @@
         <w:pStyle w:val="Date"/>
       </w:pPr>
       <w:r>
-        <w:t xml:space="preserve">Last modified: 2026-08-18 19:24:51 (PDT)</w:t>
+        <w:t xml:space="preserve">Last modified: 2026-08-20 08:45:18 (PDT)</w:t>
       </w:r>
     </w:p>
     <w:p>

--- a/chapters/pr-workflow-with-agents.docx
+++ b/chapters/pr-workflow-with-agents.docx
@@ -15,7 +15,7 @@
         <w:pStyle w:val="Date"/>
       </w:pPr>
       <w:r>
-        <w:t xml:space="preserve">Last modified: 2026-08-20 08:45:18 (PDT)</w:t>
+        <w:t xml:space="preserve">Last modified: 2026-08-20 09:32:05 (PDT)</w:t>
       </w:r>
     </w:p>
     <w:p>

--- a/chapters/pr-workflow-with-agents.docx
+++ b/chapters/pr-workflow-with-agents.docx
@@ -15,7 +15,7 @@
         <w:pStyle w:val="Date"/>
       </w:pPr>
       <w:r>
-        <w:t xml:space="preserve">Last modified: 2026-08-20 09:32:05 (PDT)</w:t>
+        <w:t xml:space="preserve">Last modified: 2026-08-22 11:04:29 (PDT)</w:t>
       </w:r>
     </w:p>
     <w:p>

--- a/chapters/pr-workflow-with-agents.docx
+++ b/chapters/pr-workflow-with-agents.docx
@@ -15,7 +15,7 @@
         <w:pStyle w:val="Date"/>
       </w:pPr>
       <w:r>
-        <w:t xml:space="preserve">Last modified: 2026-08-22 11:04:29 (PDT)</w:t>
+        <w:t xml:space="preserve">Last modified: 2026-08-22 11:35:45 (PDT)</w:t>
       </w:r>
     </w:p>
     <w:p>

--- a/chapters/pr-workflow-with-agents.docx
+++ b/chapters/pr-workflow-with-agents.docx
@@ -15,7 +15,7 @@
         <w:pStyle w:val="Date"/>
       </w:pPr>
       <w:r>
-        <w:t xml:space="preserve">Last modified: 2026-08-22 11:35:45 (PDT)</w:t>
+        <w:t xml:space="preserve">Last modified: 2026-08-22 12:01:12 (PDT)</w:t>
       </w:r>
     </w:p>
     <w:p>

--- a/chapters/pr-workflow-with-agents.docx
+++ b/chapters/pr-workflow-with-agents.docx
@@ -15,7 +15,7 @@
         <w:pStyle w:val="Date"/>
       </w:pPr>
       <w:r>
-        <w:t xml:space="preserve">Last modified: 2026-08-22 12:01:12 (PDT)</w:t>
+        <w:t xml:space="preserve">Last modified: 2026-08-22 18:12:39 (PDT)</w:t>
       </w:r>
     </w:p>
     <w:p>

--- a/chapters/pr-workflow-with-agents.docx
+++ b/chapters/pr-workflow-with-agents.docx
@@ -15,7 +15,7 @@
         <w:pStyle w:val="Date"/>
       </w:pPr>
       <w:r>
-        <w:t xml:space="preserve">Last modified: 2026-08-22 18:12:39 (PDT)</w:t>
+        <w:t xml:space="preserve">Last modified: 2026-08-22 18:13:52 (PDT)</w:t>
       </w:r>
     </w:p>
     <w:p>
@@ -29046,18 +29046,198 @@
       </w:r>
     </w:p>
     <w:bookmarkEnd w:id="44"/>
-    <w:bookmarkStart w:id="46" w:name="references"/>
+    <w:bookmarkStart w:id="46" w:name="sec-invalidate-ai-review"/>
     <w:p>
       <w:pPr>
         <w:pStyle w:val="Heading1"/>
       </w:pPr>
       <w:r>
+        <w:t xml:space="preserve">7. Reviewing AI-generated work</w:t>
+      </w:r>
+    </w:p>
+    <w:p>
+      <w:pPr>
+        <w:pStyle w:val="FirstParagraph"/>
+      </w:pPr>
+      <w:r>
+        <w:t xml:space="preserve">A reviewer of AI-generated work is not there to confirm that it sounds right.</w:t>
+      </w:r>
+      <w:r>
+        <w:t xml:space="preserve"> </w:t>
+      </w:r>
+      <w:r>
+        <w:t xml:space="preserve">The job is to</w:t>
+      </w:r>
+      <w:r>
+        <w:t xml:space="preserve"> </w:t>
+      </w:r>
+      <w:r>
+        <w:rPr>
+          <w:b/>
+          <w:bCs/>
+        </w:rPr>
+        <w:t xml:space="preserve">try to invalidate it</w:t>
+      </w:r>
+      <w:r>
+        <w:t xml:space="preserve">.</w:t>
+      </w:r>
+      <w:r>
+        <w:t xml:space="preserve"> </w:t>
+      </w:r>
+      <w:r>
+        <w:t xml:space="preserve">Assume the output is wrong until a check shows otherwise,</w:t>
+      </w:r>
+      <w:r>
+        <w:t xml:space="preserve"> </w:t>
+      </w:r>
+      <w:r>
+        <w:t xml:space="preserve">and search mercilessly for mistakes.</w:t>
+      </w:r>
+    </w:p>
+    <w:p>
+      <w:pPr>
+        <w:pStyle w:val="BodyText"/>
+      </w:pPr>
+      <w:r>
+        <w:t xml:space="preserve">Plausible, fluent prose is the main risk, not a comfort.</w:t>
+      </w:r>
+      <w:r>
+        <w:t xml:space="preserve"> </w:t>
+      </w:r>
+      <w:r>
+        <w:t xml:space="preserve">It conceals errors that a human’s awkward draft would have made obvious.</w:t>
+      </w:r>
+      <w:r>
+        <w:t xml:space="preserve"> </w:t>
+      </w:r>
+      <w:r>
+        <w:t xml:space="preserve">Put on the harshest critic hat, especially for:</w:t>
+      </w:r>
+    </w:p>
+    <w:p>
+      <w:pPr>
+        <w:pStyle w:val="Compact"/>
+        <w:numPr>
+          <w:ilvl w:val="0"/>
+          <w:numId w:val="1093"/>
+        </w:numPr>
+      </w:pPr>
+      <w:r>
+        <w:t xml:space="preserve">citations, DOIs, and URLs that may have been invented</w:t>
+      </w:r>
+    </w:p>
+    <w:p>
+      <w:pPr>
+        <w:pStyle w:val="Compact"/>
+        <w:numPr>
+          <w:ilvl w:val="0"/>
+          <w:numId w:val="1093"/>
+        </w:numPr>
+      </w:pPr>
+      <w:r>
+        <w:t xml:space="preserve">functions, flags, and APIs that may not exist on the version you actually run</w:t>
+      </w:r>
+    </w:p>
+    <w:p>
+      <w:pPr>
+        <w:pStyle w:val="Compact"/>
+        <w:numPr>
+          <w:ilvl w:val="0"/>
+          <w:numId w:val="1093"/>
+        </w:numPr>
+      </w:pPr>
+      <w:r>
+        <w:t xml:space="preserve">numbers, file paths, and</w:t>
+      </w:r>
+      <w:r>
+        <w:t xml:space="preserve"> </w:t>
+      </w:r>
+      <w:r>
+        <w:t xml:space="preserve">“as of”</w:t>
+      </w:r>
+      <w:r>
+        <w:t xml:space="preserve"> </w:t>
+      </w:r>
+      <w:r>
+        <w:t xml:space="preserve">claims that were never measured</w:t>
+      </w:r>
+    </w:p>
+    <w:p>
+      <w:pPr>
+        <w:pStyle w:val="FirstParagraph"/>
+      </w:pPr>
+      <w:r>
+        <w:t xml:space="preserve">Author-side validation</w:t>
+      </w:r>
+      <w:r>
+        <w:t xml:space="preserve"> </w:t>
+      </w:r>
+      <w:r>
+        <w:t xml:space="preserve">(</w:t>
+      </w:r>
+      <w:hyperlink r:id="rId45">
+        <w:r>
+          <w:rPr>
+            <w:rStyle w:val="Hyperlink"/>
+          </w:rPr>
+          <w:t xml:space="preserve">Responsibility for validation</w:t>
+        </w:r>
+      </w:hyperlink>
+      <w:r>
+        <w:t xml:space="preserve">)</w:t>
+      </w:r>
+      <w:r>
+        <w:t xml:space="preserve"> </w:t>
+      </w:r>
+      <w:r>
+        <w:t xml:space="preserve">is necessary and not sufficient.</w:t>
+      </w:r>
+      <w:r>
+        <w:t xml:space="preserve"> </w:t>
+      </w:r>
+      <w:r>
+        <w:t xml:space="preserve">A second person (or a later pass by the author wearing a reviewer hat)</w:t>
+      </w:r>
+      <w:r>
+        <w:t xml:space="preserve"> </w:t>
+      </w:r>
+      <w:r>
+        <w:t xml:space="preserve">should still try to break the work.</w:t>
+      </w:r>
+    </w:p>
+    <w:p>
+      <w:pPr>
+        <w:pStyle w:val="BodyText"/>
+      </w:pPr>
+      <w:r>
+        <w:t xml:space="preserve">Automated review is a filter, not a substitute for this stance.</w:t>
+      </w:r>
+      <w:r>
+        <w:t xml:space="preserve"> </w:t>
+      </w:r>
+      <w:r>
+        <w:t xml:space="preserve">Those tools miss domain errors and sometimes invent findings;</w:t>
+      </w:r>
+      <w:r>
+        <w:t xml:space="preserve"> </w:t>
+      </w:r>
+      <w:r>
+        <w:t xml:space="preserve">they do not license a lighter human review.</w:t>
+      </w:r>
+    </w:p>
+    <w:bookmarkEnd w:id="46"/>
+    <w:bookmarkStart w:id="48" w:name="references"/>
+    <w:p>
+      <w:pPr>
+        <w:pStyle w:val="Heading1"/>
+      </w:pPr>
+      <w:r>
         <w:t xml:space="preserve">References</w:t>
       </w:r>
     </w:p>
-    <w:bookmarkStart w:id="45" w:name="refs"/>
-    <w:bookmarkEnd w:id="45"/>
-    <w:bookmarkEnd w:id="46"/>
+    <w:bookmarkStart w:id="47" w:name="refs"/>
+    <w:bookmarkEnd w:id="47"/>
+    <w:bookmarkEnd w:id="48"/>
     <w:sectPr>
       <w:footnotePr>
         <w:numRestart w:val="eachSect"/>
@@ -29790,6 +29970,9 @@
     <w:abstractNumId w:val="991"/>
   </w:num>
   <w:num w:numId="1092">
+    <w:abstractNumId w:val="991"/>
+  </w:num>
+  <w:num w:numId="1093">
     <w:abstractNumId w:val="991"/>
   </w:num>
 </w:numbering>

--- a/chapters/pr-workflow-with-agents.docx
+++ b/chapters/pr-workflow-with-agents.docx
@@ -15,7 +15,7 @@
         <w:pStyle w:val="Date"/>
       </w:pPr>
       <w:r>
-        <w:t xml:space="preserve">Last modified: 2026-08-22 18:13:52 (PDT)</w:t>
+        <w:t xml:space="preserve">Last modified: 2026-08-23 00:43:06 (PDT)</w:t>
       </w:r>
     </w:p>
     <w:p>

--- a/chapters/pr-workflow-with-agents.docx
+++ b/chapters/pr-workflow-with-agents.docx
@@ -15,7 +15,7 @@
         <w:pStyle w:val="Date"/>
       </w:pPr>
       <w:r>
-        <w:t xml:space="preserve">Last modified: 2026-08-23 00:43:06 (PDT)</w:t>
+        <w:t xml:space="preserve">Last modified: 2026-08-23 20:25:47 (PDT)</w:t>
       </w:r>
     </w:p>
     <w:p>

--- a/chapters/pr-workflow-with-agents.docx
+++ b/chapters/pr-workflow-with-agents.docx
@@ -15,7 +15,7 @@
         <w:pStyle w:val="Date"/>
       </w:pPr>
       <w:r>
-        <w:t xml:space="preserve">Last modified: 2026-08-23 20:25:47 (PDT)</w:t>
+        <w:t xml:space="preserve">Last modified: 2026-08-23 20:26:47 (PDT)</w:t>
       </w:r>
     </w:p>
     <w:p>

--- a/chapters/pr-workflow-with-agents.docx
+++ b/chapters/pr-workflow-with-agents.docx
@@ -15,7 +15,7 @@
         <w:pStyle w:val="Date"/>
       </w:pPr>
       <w:r>
-        <w:t xml:space="preserve">Last modified: 2026-08-23 20:26:47 (PDT)</w:t>
+        <w:t xml:space="preserve">Last modified: 2026-08-26 00:54:04 (PDT)</w:t>
       </w:r>
     </w:p>
     <w:p>

--- a/chapters/pr-workflow-with-agents.docx
+++ b/chapters/pr-workflow-with-agents.docx
@@ -15,7 +15,7 @@
         <w:pStyle w:val="Date"/>
       </w:pPr>
       <w:r>
-        <w:t xml:space="preserve">Last modified: 2026-08-26 00:54:04 (PDT)</w:t>
+        <w:t xml:space="preserve">Last modified: 2026-08-26 23:09:33 (PDT)</w:t>
       </w:r>
     </w:p>
     <w:p>

--- a/chapters/pr-workflow-with-agents.docx
+++ b/chapters/pr-workflow-with-agents.docx
@@ -15,7 +15,7 @@
         <w:pStyle w:val="Date"/>
       </w:pPr>
       <w:r>
-        <w:t xml:space="preserve">Last modified: 2026-08-26 23:09:33 (PDT)</w:t>
+        <w:t xml:space="preserve">Last modified: 2026-08-26 23:09:54 (PDT)</w:t>
       </w:r>
     </w:p>
     <w:p>

--- a/chapters/pr-workflow-with-agents.docx
+++ b/chapters/pr-workflow-with-agents.docx
@@ -15,7 +15,7 @@
         <w:pStyle w:val="Date"/>
       </w:pPr>
       <w:r>
-        <w:t xml:space="preserve">Last modified: 2026-08-26 23:13:30 (PDT)</w:t>
+        <w:t xml:space="preserve">Last modified: 2026-08-26 23:14:14 (PDT)</w:t>
       </w:r>
     </w:p>
     <w:p>

--- a/chapters/pr-workflow-with-agents.docx
+++ b/chapters/pr-workflow-with-agents.docx
@@ -15,7 +15,7 @@
         <w:pStyle w:val="Date"/>
       </w:pPr>
       <w:r>
-        <w:t xml:space="preserve">Last modified: 2026-08-26 23:14:14 (PDT)</w:t>
+        <w:t xml:space="preserve">Last modified: 2026-08-27 00:29:31 (PDT)</w:t>
       </w:r>
     </w:p>
     <w:p>

--- a/chapters/pr-workflow-with-agents.docx
+++ b/chapters/pr-workflow-with-agents.docx
@@ -15,7 +15,7 @@
         <w:pStyle w:val="Date"/>
       </w:pPr>
       <w:r>
-        <w:t xml:space="preserve">Last modified: 2026-08-27 00:29:31 (PDT)</w:t>
+        <w:t xml:space="preserve">Last modified: 2026-08-29 21:30:38 (PDT)</w:t>
       </w:r>
     </w:p>
     <w:p>

--- a/chapters/pr-workflow-with-agents.docx
+++ b/chapters/pr-workflow-with-agents.docx
@@ -15,7 +15,7 @@
         <w:pStyle w:val="Date"/>
       </w:pPr>
       <w:r>
-        <w:t xml:space="preserve">Last modified: 2026-08-29 21:30:38 (PDT)</w:t>
+        <w:t xml:space="preserve">Last modified: 2026-08-29 21:30:44 (PDT)</w:t>
       </w:r>
     </w:p>
     <w:p>

--- a/chapters/pr-workflow-with-agents.docx
+++ b/chapters/pr-workflow-with-agents.docx
@@ -15,7 +15,7 @@
         <w:pStyle w:val="Date"/>
       </w:pPr>
       <w:r>
-        <w:t xml:space="preserve">Last modified: 2026-08-29 21:30:44 (PDT)</w:t>
+        <w:t xml:space="preserve">Last modified: 2026-08-29 21:38:14 (PDT)</w:t>
       </w:r>
     </w:p>
     <w:p>

--- a/chapters/pr-workflow-with-agents.docx
+++ b/chapters/pr-workflow-with-agents.docx
@@ -15,7 +15,7 @@
         <w:pStyle w:val="Date"/>
       </w:pPr>
       <w:r>
-        <w:t xml:space="preserve">Last modified: 2026-08-29 21:38:14 (PDT)</w:t>
+        <w:t xml:space="preserve">Last modified: 2026-08-29 21:49:25 (PDT)</w:t>
       </w:r>
     </w:p>
     <w:p>

--- a/chapters/pr-workflow-with-agents.docx
+++ b/chapters/pr-workflow-with-agents.docx
@@ -15,7 +15,7 @@
         <w:pStyle w:val="Date"/>
       </w:pPr>
       <w:r>
-        <w:t xml:space="preserve">Last modified: 2026-08-29 21:49:25 (PDT)</w:t>
+        <w:t xml:space="preserve">Last modified: 2026-08-29 21:57:39 (PDT)</w:t>
       </w:r>
     </w:p>
     <w:p>

--- a/chapters/pr-workflow-with-agents.docx
+++ b/chapters/pr-workflow-with-agents.docx
@@ -15,7 +15,7 @@
         <w:pStyle w:val="Date"/>
       </w:pPr>
       <w:r>
-        <w:t xml:space="preserve">Last modified: 2026-08-29 21:57:39 (PDT)</w:t>
+        <w:t xml:space="preserve">Last modified: 2026-08-29 21:59:18 (PDT)</w:t>
       </w:r>
     </w:p>
     <w:p>

--- a/chapters/pr-workflow-with-agents.docx
+++ b/chapters/pr-workflow-with-agents.docx
@@ -15,7 +15,7 @@
         <w:pStyle w:val="Date"/>
       </w:pPr>
       <w:r>
-        <w:t xml:space="preserve">Last modified: 2026-08-29 21:59:18 (PDT)</w:t>
+        <w:t xml:space="preserve">Last modified: 2026-08-29 22:06:57 (PDT)</w:t>
       </w:r>
     </w:p>
     <w:p>

--- a/chapters/pr-workflow-with-agents.docx
+++ b/chapters/pr-workflow-with-agents.docx
@@ -15,7 +15,7 @@
         <w:pStyle w:val="Date"/>
       </w:pPr>
       <w:r>
-        <w:t xml:space="preserve">Last modified: 2026-08-29 22:06:57 (PDT)</w:t>
+        <w:t xml:space="preserve">Last modified: 2026-08-29 22:10:28 (PDT)</w:t>
       </w:r>
     </w:p>
     <w:p>

--- a/chapters/pr-workflow-with-agents.docx
+++ b/chapters/pr-workflow-with-agents.docx
@@ -15,7 +15,7 @@
         <w:pStyle w:val="Date"/>
       </w:pPr>
       <w:r>
-        <w:t xml:space="preserve">Last modified: 2026-08-29 22:10:28 (PDT)</w:t>
+        <w:t xml:space="preserve">Last modified: 2026-08-29 22:12:54 (PDT)</w:t>
       </w:r>
     </w:p>
     <w:p>

--- a/chapters/pr-workflow-with-agents.docx
+++ b/chapters/pr-workflow-with-agents.docx
@@ -15,7 +15,7 @@
         <w:pStyle w:val="Date"/>
       </w:pPr>
       <w:r>
-        <w:t xml:space="preserve">Last modified: 2026-08-29 22:12:54 (PDT)</w:t>
+        <w:t xml:space="preserve">Last modified: 2026-08-29 23:00:34 (PDT)</w:t>
       </w:r>
     </w:p>
     <w:p>

--- a/chapters/pr-workflow-with-agents.docx
+++ b/chapters/pr-workflow-with-agents.docx
@@ -15,7 +15,7 @@
         <w:pStyle w:val="Date"/>
       </w:pPr>
       <w:r>
-        <w:t xml:space="preserve">Last modified: 2026-08-29 23:00:34 (PDT)</w:t>
+        <w:t xml:space="preserve">Last modified: 2026-08-29 23:08:45 (PDT)</w:t>
       </w:r>
     </w:p>
     <w:p>

--- a/chapters/pr-workflow-with-agents.docx
+++ b/chapters/pr-workflow-with-agents.docx
@@ -15,7 +15,7 @@
         <w:pStyle w:val="Date"/>
       </w:pPr>
       <w:r>
-        <w:t xml:space="preserve">Last modified: 2026-08-29 23:08:45 (PDT)</w:t>
+        <w:t xml:space="preserve">Last modified: 2026-08-29 23:12:14 (PDT)</w:t>
       </w:r>
     </w:p>
     <w:p>
@@ -40314,18 +40314,157 @@
       </w:r>
     </w:p>
     <w:bookmarkEnd w:id="59"/>
-    <w:bookmarkStart w:id="61" w:name="references"/>
+    <w:bookmarkStart w:id="62" w:name="sec-autofix-pr"/>
     <w:p>
       <w:pPr>
         <w:pStyle w:val="Heading1"/>
       </w:pPr>
       <w:r>
+        <w:t xml:space="preserve">8. Auto-fix PRs with Claude Code</w:t>
+      </w:r>
+    </w:p>
+    <w:p>
+      <w:pPr>
+        <w:pStyle w:val="FirstParagraph"/>
+      </w:pPr>
+      <w:hyperlink r:id="rId60">
+        <w:r>
+          <w:rPr>
+            <w:rStyle w:val="Hyperlink"/>
+          </w:rPr>
+          <w:t xml:space="preserve">Claude Code’s</w:t>
+        </w:r>
+        <w:r>
+          <w:rPr>
+            <w:rStyle w:val="Hyperlink"/>
+          </w:rPr>
+          <w:t xml:space="preserve"> </w:t>
+        </w:r>
+        <w:r>
+          <w:rPr>
+            <w:rStyle w:val="VerbatimChar"/>
+          </w:rPr>
+          <w:t xml:space="preserve">/autofix-pr</w:t>
+        </w:r>
+      </w:hyperlink>
+      <w:r>
+        <w:t xml:space="preserve"> </w:t>
+      </w:r>
+      <w:r>
+        <w:t xml:space="preserve">watches the current branch’s pull request from Claude Code on the web</w:t>
+      </w:r>
+      <w:r>
+        <w:t xml:space="preserve"> </w:t>
+      </w:r>
+      <w:r>
+        <w:t xml:space="preserve">and pushes fixes when CI fails or reviewers leave comments.</w:t>
+      </w:r>
+      <w:r>
+        <w:t xml:space="preserve"> </w:t>
+      </w:r>
+      <w:r>
+        <w:t xml:space="preserve">It detects the open PR from your checked-out branch via</w:t>
+      </w:r>
+      <w:r>
+        <w:t xml:space="preserve"> </w:t>
+      </w:r>
+      <w:r>
+        <w:rPr>
+          <w:rStyle w:val="VerbatimChar"/>
+        </w:rPr>
+        <w:t xml:space="preserve">gh pr view</w:t>
+      </w:r>
+      <w:r>
+        <w:t xml:space="preserve">;</w:t>
+      </w:r>
+      <w:r>
+        <w:t xml:space="preserve"> </w:t>
+      </w:r>
+      <w:r>
+        <w:t xml:space="preserve">to watch a different PR, check out its branch first.</w:t>
+      </w:r>
+      <w:r>
+        <w:t xml:space="preserve"> </w:t>
+      </w:r>
+      <w:r>
+        <w:t xml:space="preserve">By default it fixes every CI failure and review comment;</w:t>
+      </w:r>
+      <w:r>
+        <w:t xml:space="preserve"> </w:t>
+      </w:r>
+      <w:r>
+        <w:t xml:space="preserve">pass a prompt to scope it, for example</w:t>
+      </w:r>
+      <w:r>
+        <w:t xml:space="preserve"> </w:t>
+      </w:r>
+      <w:r>
+        <w:rPr>
+          <w:rStyle w:val="VerbatimChar"/>
+        </w:rPr>
+        <w:t xml:space="preserve">/autofix-pr only fix lint and type errors</w:t>
+      </w:r>
+      <w:r>
+        <w:t xml:space="preserve">.</w:t>
+      </w:r>
+      <w:r>
+        <w:t xml:space="preserve"> </w:t>
+      </w:r>
+      <w:r>
+        <w:t xml:space="preserve">It requires the</w:t>
+      </w:r>
+      <w:r>
+        <w:t xml:space="preserve"> </w:t>
+      </w:r>
+      <w:r>
+        <w:rPr>
+          <w:rStyle w:val="VerbatimChar"/>
+        </w:rPr>
+        <w:t xml:space="preserve">gh</w:t>
+      </w:r>
+      <w:r>
+        <w:t xml:space="preserve"> </w:t>
+      </w:r>
+      <w:r>
+        <w:t xml:space="preserve">CLI and access to Claude Code on the web.</w:t>
+      </w:r>
+      <w:r>
+        <w:t xml:space="preserve"> </w:t>
+      </w:r>
+      <w:r>
+        <w:t xml:space="preserve">A Marketplace action at</w:t>
+      </w:r>
+      <w:r>
+        <w:t xml:space="preserve"> </w:t>
+      </w:r>
+      <w:hyperlink r:id="rId61">
+        <w:r>
+          <w:rPr>
+            <w:rStyle w:val="Hyperlink"/>
+          </w:rPr>
+          <w:t xml:space="preserve">pr-autofix-with-claude-code</w:t>
+        </w:r>
+      </w:hyperlink>
+      <w:r>
+        <w:t xml:space="preserve"> </w:t>
+      </w:r>
+      <w:r>
+        <w:t xml:space="preserve">offers the same capability as a GitHub Action.</w:t>
+      </w:r>
+    </w:p>
+    <w:bookmarkEnd w:id="62"/>
+    <w:bookmarkStart w:id="64" w:name="references"/>
+    <w:p>
+      <w:pPr>
+        <w:pStyle w:val="Heading1"/>
+      </w:pPr>
+      <w:r>
         <w:t xml:space="preserve">References</w:t>
       </w:r>
     </w:p>
-    <w:bookmarkStart w:id="60" w:name="refs"/>
-    <w:bookmarkEnd w:id="60"/>
-    <w:bookmarkEnd w:id="61"/>
+    <w:bookmarkStart w:id="63" w:name="refs"/>
+    <w:bookmarkEnd w:id="63"/>
+    <w:bookmarkEnd w:id="64"/>
     <w:sectPr>
       <w:footnotePr>
         <w:numRestart w:val="eachSect"/>

--- a/chapters/pr-workflow-with-agents.docx
+++ b/chapters/pr-workflow-with-agents.docx
@@ -15,7 +15,7 @@
         <w:pStyle w:val="Date"/>
       </w:pPr>
       <w:r>
-        <w:t xml:space="preserve">Last modified: 2026-08-29 23:12:14 (PDT)</w:t>
+        <w:t xml:space="preserve">Last modified: 2026-08-31 17:05:38 (PDT)</w:t>
       </w:r>
     </w:p>
     <w:p>

--- a/chapters/pr-workflow-with-agents.docx
+++ b/chapters/pr-workflow-with-agents.docx
@@ -15,7 +15,7 @@
         <w:pStyle w:val="Date"/>
       </w:pPr>
       <w:r>
-        <w:t xml:space="preserve">Last modified: 2026-08-31 17:05:38 (PDT)</w:t>
+        <w:t xml:space="preserve">Last modified: 2026-08-31 17:35:26 (PDT)</w:t>
       </w:r>
     </w:p>
     <w:p>

--- a/chapters/pr-workflow-with-agents.docx
+++ b/chapters/pr-workflow-with-agents.docx
@@ -15,7 +15,7 @@
         <w:pStyle w:val="Date"/>
       </w:pPr>
       <w:r>
-        <w:t xml:space="preserve">Last modified: 2026-08-31 17:35:26 (PDT)</w:t>
+        <w:t xml:space="preserve">Last modified: 2026-08-31 20:22:45 (PDT)</w:t>
       </w:r>
     </w:p>
     <w:p>

--- a/chapters/pr-workflow-with-agents.docx
+++ b/chapters/pr-workflow-with-agents.docx
@@ -15,7 +15,7 @@
         <w:pStyle w:val="Date"/>
       </w:pPr>
       <w:r>
-        <w:t xml:space="preserve">Last modified: 2026-08-31 20:22:45 (PDT)</w:t>
+        <w:t xml:space="preserve">Last modified: 2026-08-31 21:09:48 (PDT)</w:t>
       </w:r>
     </w:p>
     <w:p>

--- a/chapters/pr-workflow-with-agents.docx
+++ b/chapters/pr-workflow-with-agents.docx
@@ -15,7 +15,7 @@
         <w:pStyle w:val="Date"/>
       </w:pPr>
       <w:r>
-        <w:t xml:space="preserve">Last modified: 2026-08-31 21:09:48 (PDT)</w:t>
+        <w:t xml:space="preserve">Last modified: 2026-09-01 09:56:36 (PDT)</w:t>
       </w:r>
     </w:p>
     <w:p>

--- a/chapters/pr-workflow-with-agents.docx
+++ b/chapters/pr-workflow-with-agents.docx
@@ -15,7 +15,7 @@
         <w:pStyle w:val="Date"/>
       </w:pPr>
       <w:r>
-        <w:t xml:space="preserve">Last modified: 2026-09-01 09:56:36 (PDT)</w:t>
+        <w:t xml:space="preserve">Last modified: 2026-09-01 10:48:42 (PDT)</w:t>
       </w:r>
     </w:p>
     <w:p>

--- a/chapters/pr-workflow-with-agents.docx
+++ b/chapters/pr-workflow-with-agents.docx
@@ -15,7 +15,7 @@
         <w:pStyle w:val="Date"/>
       </w:pPr>
       <w:r>
-        <w:t xml:space="preserve">Last modified: 2026-09-01 10:48:42 (PDT)</w:t>
+        <w:t xml:space="preserve">Last modified: 2026-09-01 11:07:47 (PDT)</w:t>
       </w:r>
     </w:p>
     <w:p>

--- a/chapters/pr-workflow-with-agents.docx
+++ b/chapters/pr-workflow-with-agents.docx
@@ -15,7 +15,7 @@
         <w:pStyle w:val="Date"/>
       </w:pPr>
       <w:r>
-        <w:t xml:space="preserve">Last modified: 2026-09-01 11:07:47 (PDT)</w:t>
+        <w:t xml:space="preserve">Last modified: 2026-09-01 11:13:46 (PDT)</w:t>
       </w:r>
     </w:p>
     <w:p>

--- a/chapters/pr-workflow-with-agents.docx
+++ b/chapters/pr-workflow-with-agents.docx
@@ -15,7 +15,7 @@
         <w:pStyle w:val="Date"/>
       </w:pPr>
       <w:r>
-        <w:t xml:space="preserve">Last modified: 2026-09-01 11:13:46 (PDT)</w:t>
+        <w:t xml:space="preserve">Last modified: 2026-09-01 11:41:54 (PDT)</w:t>
       </w:r>
     </w:p>
     <w:p>

--- a/chapters/pr-workflow-with-agents.docx
+++ b/chapters/pr-workflow-with-agents.docx
@@ -15,7 +15,7 @@
         <w:pStyle w:val="Date"/>
       </w:pPr>
       <w:r>
-        <w:t xml:space="preserve">Last modified: 2026-09-01 13:02:32 (PDT)</w:t>
+        <w:t xml:space="preserve">Last modified: 2026-09-01 13:06:56 (PDT)</w:t>
       </w:r>
     </w:p>
     <w:p>

--- a/chapters/pr-workflow-with-agents.docx
+++ b/chapters/pr-workflow-with-agents.docx
@@ -15,7 +15,7 @@
         <w:pStyle w:val="Date"/>
       </w:pPr>
       <w:r>
-        <w:t xml:space="preserve">Last modified: 2026-09-01 13:06:56 (PDT)</w:t>
+        <w:t xml:space="preserve">Last modified: 2026-09-01 13:54:49 (PDT)</w:t>
       </w:r>
     </w:p>
     <w:p>

--- a/chapters/pr-workflow-with-agents.docx
+++ b/chapters/pr-workflow-with-agents.docx
@@ -15,7 +15,7 @@
         <w:pStyle w:val="Date"/>
       </w:pPr>
       <w:r>
-        <w:t xml:space="preserve">Last modified: 2026-09-01 13:54:49 (PDT)</w:t>
+        <w:t xml:space="preserve">Last modified: 2026-09-01 13:55:41 (PDT)</w:t>
       </w:r>
     </w:p>
     <w:p>

--- a/chapters/pr-workflow-with-agents.docx
+++ b/chapters/pr-workflow-with-agents.docx
@@ -15,7 +15,7 @@
         <w:pStyle w:val="Date"/>
       </w:pPr>
       <w:r>
-        <w:t xml:space="preserve">Last modified: 2026-09-01 13:55:41 (PDT)</w:t>
+        <w:t xml:space="preserve">Last modified: 2026-09-01 14:31:24 (PDT)</w:t>
       </w:r>
     </w:p>
     <w:p>

--- a/chapters/pr-workflow-with-agents.docx
+++ b/chapters/pr-workflow-with-agents.docx
@@ -15,7 +15,7 @@
         <w:pStyle w:val="Date"/>
       </w:pPr>
       <w:r>
-        <w:t xml:space="preserve">Last modified: 2026-09-01 14:31:24 (PDT)</w:t>
+        <w:t xml:space="preserve">Last modified: 2026-09-01 15:56:38 (PDT)</w:t>
       </w:r>
     </w:p>
     <w:p>

--- a/chapters/pr-workflow-with-agents.docx
+++ b/chapters/pr-workflow-with-agents.docx
@@ -15,7 +15,7 @@
         <w:pStyle w:val="Date"/>
       </w:pPr>
       <w:r>
-        <w:t xml:space="preserve">Last modified: 2026-09-01 15:56:38 (PDT)</w:t>
+        <w:t xml:space="preserve">Last modified: 2026-09-01 16:49:22 (PDT)</w:t>
       </w:r>
     </w:p>
     <w:p>

--- a/chapters/pr-workflow-with-agents.docx
+++ b/chapters/pr-workflow-with-agents.docx
@@ -15,7 +15,7 @@
         <w:pStyle w:val="Date"/>
       </w:pPr>
       <w:r>
-        <w:t xml:space="preserve">Last modified: 2026-09-01 16:49:22 (PDT)</w:t>
+        <w:t xml:space="preserve">Last modified: 2026-09-01 16:51:49 (PDT)</w:t>
       </w:r>
     </w:p>
     <w:p>

--- a/chapters/pr-workflow-with-agents.docx
+++ b/chapters/pr-workflow-with-agents.docx
@@ -15,7 +15,7 @@
         <w:pStyle w:val="Date"/>
       </w:pPr>
       <w:r>
-        <w:t xml:space="preserve">Last modified: 2026-09-01 16:51:49 (PDT)</w:t>
+        <w:t xml:space="preserve">Last modified: 2026-09-01 17:27:08 (PDT)</w:t>
       </w:r>
     </w:p>
     <w:p>

--- a/chapters/pr-workflow-with-agents.docx
+++ b/chapters/pr-workflow-with-agents.docx
@@ -15,7 +15,7 @@
         <w:pStyle w:val="Date"/>
       </w:pPr>
       <w:r>
-        <w:t xml:space="preserve">Last modified: 2026-09-01 17:27:08 (PDT)</w:t>
+        <w:t xml:space="preserve">Last modified: 2026-09-01 18:01:09 (PDT)</w:t>
       </w:r>
     </w:p>
     <w:p>

--- a/chapters/pr-workflow-with-agents.docx
+++ b/chapters/pr-workflow-with-agents.docx
@@ -15,7 +15,7 @@
         <w:pStyle w:val="Date"/>
       </w:pPr>
       <w:r>
-        <w:t xml:space="preserve">Last modified: 2026-09-01 18:01:09 (PDT)</w:t>
+        <w:t xml:space="preserve">Last modified: 2026-09-01 18:14:42 (PDT)</w:t>
       </w:r>
     </w:p>
     <w:p>

--- a/chapters/pr-workflow-with-agents.docx
+++ b/chapters/pr-workflow-with-agents.docx
@@ -15,7 +15,7 @@
         <w:pStyle w:val="Date"/>
       </w:pPr>
       <w:r>
-        <w:t xml:space="preserve">Last modified: 2026-09-01 18:14:42 (PDT)</w:t>
+        <w:t xml:space="preserve">Last modified: 2026-09-01 18:28:44 (PDT)</w:t>
       </w:r>
     </w:p>
     <w:p>

--- a/chapters/pr-workflow-with-agents.docx
+++ b/chapters/pr-workflow-with-agents.docx
@@ -15,7 +15,7 @@
         <w:pStyle w:val="Date"/>
       </w:pPr>
       <w:r>
-        <w:t xml:space="preserve">Last modified: 2026-09-01 18:28:44 (PDT)</w:t>
+        <w:t xml:space="preserve">Last modified: 2026-09-01 18:33:35 (PDT)</w:t>
       </w:r>
     </w:p>
     <w:p>

--- a/chapters/pr-workflow-with-agents.docx
+++ b/chapters/pr-workflow-with-agents.docx
@@ -15,7 +15,7 @@
         <w:pStyle w:val="Date"/>
       </w:pPr>
       <w:r>
-        <w:t xml:space="preserve">Last modified: 2026-09-01 18:33:35 (PDT)</w:t>
+        <w:t xml:space="preserve">Last modified: 2026-09-01 18:37:54 (PDT)</w:t>
       </w:r>
     </w:p>
     <w:p>

--- a/chapters/pr-workflow-with-agents.docx
+++ b/chapters/pr-workflow-with-agents.docx
@@ -15,7 +15,7 @@
         <w:pStyle w:val="Date"/>
       </w:pPr>
       <w:r>
-        <w:t xml:space="preserve">Last modified: 2026-09-01 18:37:54 (PDT)</w:t>
+        <w:t xml:space="preserve">Last modified: 2026-09-01 18:43:33 (PDT)</w:t>
       </w:r>
     </w:p>
     <w:p>

--- a/chapters/pr-workflow-with-agents.docx
+++ b/chapters/pr-workflow-with-agents.docx
@@ -15,7 +15,7 @@
         <w:pStyle w:val="Date"/>
       </w:pPr>
       <w:r>
-        <w:t xml:space="preserve">Last modified: 2026-09-01 18:43:33 (PDT)</w:t>
+        <w:t xml:space="preserve">Last modified: 2026-09-01 18:57:36 (PDT)</w:t>
       </w:r>
     </w:p>
     <w:p>

--- a/chapters/pr-workflow-with-agents.docx
+++ b/chapters/pr-workflow-with-agents.docx
@@ -15,7 +15,7 @@
         <w:pStyle w:val="Date"/>
       </w:pPr>
       <w:r>
-        <w:t xml:space="preserve">Last modified: 2026-09-01 18:57:36 (PDT)</w:t>
+        <w:t xml:space="preserve">Last modified: 2026-09-01 19:08:16 (PDT)</w:t>
       </w:r>
     </w:p>
     <w:p>

--- a/chapters/pr-workflow-with-agents.docx
+++ b/chapters/pr-workflow-with-agents.docx
@@ -15,7 +15,7 @@
         <w:pStyle w:val="Date"/>
       </w:pPr>
       <w:r>
-        <w:t xml:space="preserve">Last modified: 2026-09-01 19:08:16 (PDT)</w:t>
+        <w:t xml:space="preserve">Last modified: 2026-09-01 19:33:09 (PDT)</w:t>
       </w:r>
     </w:p>
     <w:p>

--- a/chapters/pr-workflow-with-agents.docx
+++ b/chapters/pr-workflow-with-agents.docx
@@ -15,7 +15,7 @@
         <w:pStyle w:val="Date"/>
       </w:pPr>
       <w:r>
-        <w:t xml:space="preserve">Last modified: 2026-09-01 19:33:09 (PDT)</w:t>
+        <w:t xml:space="preserve">Last modified: 2026-09-01 20:05:55 (PDT)</w:t>
       </w:r>
     </w:p>
     <w:p>

--- a/chapters/pr-workflow-with-agents.docx
+++ b/chapters/pr-workflow-with-agents.docx
@@ -15,7 +15,7 @@
         <w:pStyle w:val="Date"/>
       </w:pPr>
       <w:r>
-        <w:t xml:space="preserve">Last modified: 2026-09-01 20:05:55 (PDT)</w:t>
+        <w:t xml:space="preserve">Last modified: 2026-09-01 20:17:21 (PDT)</w:t>
       </w:r>
     </w:p>
     <w:p>

--- a/chapters/pr-workflow-with-agents.docx
+++ b/chapters/pr-workflow-with-agents.docx
@@ -15,7 +15,7 @@
         <w:pStyle w:val="Date"/>
       </w:pPr>
       <w:r>
-        <w:t xml:space="preserve">Last modified: 2026-09-01 20:17:21 (PDT)</w:t>
+        <w:t xml:space="preserve">Last modified: 2026-09-01 20:53:17 (PDT)</w:t>
       </w:r>
     </w:p>
     <w:p>

--- a/chapters/pr-workflow-with-agents.docx
+++ b/chapters/pr-workflow-with-agents.docx
@@ -15,7 +15,7 @@
         <w:pStyle w:val="Date"/>
       </w:pPr>
       <w:r>
-        <w:t xml:space="preserve">Last modified: 2026-09-01 20:53:17 (PDT)</w:t>
+        <w:t xml:space="preserve">Last modified: 2026-09-01 23:07:25 (PDT)</w:t>
       </w:r>
     </w:p>
     <w:p>

--- a/chapters/pr-workflow-with-agents.docx
+++ b/chapters/pr-workflow-with-agents.docx
@@ -15,7 +15,7 @@
         <w:pStyle w:val="Date"/>
       </w:pPr>
       <w:r>
-        <w:t xml:space="preserve">Last modified: 2026-09-01 23:07:25 (PDT)</w:t>
+        <w:t xml:space="preserve">Last modified: 2026-09-10 01:06:33 (PDT)</w:t>
       </w:r>
     </w:p>
     <w:p>

--- a/chapters/pr-workflow-with-agents.docx
+++ b/chapters/pr-workflow-with-agents.docx
@@ -15,7 +15,7 @@
         <w:pStyle w:val="Date"/>
       </w:pPr>
       <w:r>
-        <w:t xml:space="preserve">Last modified: 2026-09-10 01:06:33 (PDT)</w:t>
+        <w:t xml:space="preserve">Last modified: 2026-09-10 01:06:45 (PDT)</w:t>
       </w:r>
     </w:p>
     <w:p>

--- a/chapters/pr-workflow-with-agents.docx
+++ b/chapters/pr-workflow-with-agents.docx
@@ -15,7 +15,7 @@
         <w:pStyle w:val="Date"/>
       </w:pPr>
       <w:r>
-        <w:t xml:space="preserve">Last modified: 2026-09-10 01:06:45 (PDT)</w:t>
+        <w:t xml:space="preserve">Last modified: 2026-09-10 01:58:14 (PDT)</w:t>
       </w:r>
     </w:p>
     <w:p>

--- a/chapters/pr-workflow-with-agents.docx
+++ b/chapters/pr-workflow-with-agents.docx
@@ -15,7 +15,7 @@
         <w:pStyle w:val="Date"/>
       </w:pPr>
       <w:r>
-        <w:t xml:space="preserve">Last modified: 2026-09-10 01:58:14 (PDT)</w:t>
+        <w:t xml:space="preserve">Last modified: 2026-09-10 02:13:34 (PDT)</w:t>
       </w:r>
     </w:p>
     <w:p>

--- a/chapters/pr-workflow-with-agents.docx
+++ b/chapters/pr-workflow-with-agents.docx
@@ -15,7 +15,7 @@
         <w:pStyle w:val="Date"/>
       </w:pPr>
       <w:r>
-        <w:t xml:space="preserve">Last modified: 2026-09-10 02:13:34 (PDT)</w:t>
+        <w:t xml:space="preserve">Last modified: 2026-09-10 02:27:34 (PDT)</w:t>
       </w:r>
     </w:p>
     <w:p>

--- a/chapters/pr-workflow-with-agents.docx
+++ b/chapters/pr-workflow-with-agents.docx
@@ -15,7 +15,7 @@
         <w:pStyle w:val="Date"/>
       </w:pPr>
       <w:r>
-        <w:t xml:space="preserve">Last modified: 2026-09-10 02:27:34 (PDT)</w:t>
+        <w:t xml:space="preserve">Last modified: 2026-09-10 02:40:34 (PDT)</w:t>
       </w:r>
     </w:p>
     <w:p>

--- a/chapters/pr-workflow-with-agents.docx
+++ b/chapters/pr-workflow-with-agents.docx
@@ -15,7 +15,7 @@
         <w:pStyle w:val="Date"/>
       </w:pPr>
       <w:r>
-        <w:t xml:space="preserve">Last modified: 2026-09-10 02:40:34 (PDT)</w:t>
+        <w:t xml:space="preserve">Last modified: 2026-09-10 15:26:44 (PDT)</w:t>
       </w:r>
     </w:p>
     <w:p>

--- a/chapters/pr-workflow-with-agents.docx
+++ b/chapters/pr-workflow-with-agents.docx
@@ -15,7 +15,7 @@
         <w:pStyle w:val="Date"/>
       </w:pPr>
       <w:r>
-        <w:t xml:space="preserve">Last modified: 2026-09-10 15:26:44 (PDT)</w:t>
+        <w:t xml:space="preserve">Last modified: 2026-09-10 15:42:41 (PDT)</w:t>
       </w:r>
     </w:p>
     <w:p>

--- a/chapters/pr-workflow-with-agents.docx
+++ b/chapters/pr-workflow-with-agents.docx
@@ -15,7 +15,7 @@
         <w:pStyle w:val="Date"/>
       </w:pPr>
       <w:r>
-        <w:t xml:space="preserve">Last modified: 2026-09-10 15:42:41 (PDT)</w:t>
+        <w:t xml:space="preserve">Last modified: 2026-09-10 16:15:18 (PDT)</w:t>
       </w:r>
     </w:p>
     <w:p>

--- a/chapters/pr-workflow-with-agents.docx
+++ b/chapters/pr-workflow-with-agents.docx
@@ -15,7 +15,7 @@
         <w:pStyle w:val="Date"/>
       </w:pPr>
       <w:r>
-        <w:t xml:space="preserve">Last modified: 2026-09-10 16:15:18 (PDT)</w:t>
+        <w:t xml:space="preserve">Last modified: 2026-09-10 16:29:57 (PDT)</w:t>
       </w:r>
     </w:p>
     <w:p>

--- a/chapters/pr-workflow-with-agents.docx
+++ b/chapters/pr-workflow-with-agents.docx
@@ -15,7 +15,7 @@
         <w:pStyle w:val="Date"/>
       </w:pPr>
       <w:r>
-        <w:t xml:space="preserve">Last modified: 2026-09-10 16:29:57 (PDT)</w:t>
+        <w:t xml:space="preserve">Last modified: 2026-09-10 16:53:45 (PDT)</w:t>
       </w:r>
     </w:p>
     <w:p>

--- a/chapters/pr-workflow-with-agents.docx
+++ b/chapters/pr-workflow-with-agents.docx
@@ -15,7 +15,7 @@
         <w:pStyle w:val="Date"/>
       </w:pPr>
       <w:r>
-        <w:t xml:space="preserve">Last modified: 2026-09-10 16:53:45 (PDT)</w:t>
+        <w:t xml:space="preserve">Last modified: 2026-09-10 17:02:43 (PDT)</w:t>
       </w:r>
     </w:p>
     <w:p>

--- a/chapters/pr-workflow-with-agents.docx
+++ b/chapters/pr-workflow-with-agents.docx
@@ -15,7 +15,7 @@
         <w:pStyle w:val="Date"/>
       </w:pPr>
       <w:r>
-        <w:t xml:space="preserve">Last modified: 2026-09-10 17:02:43 (PDT)</w:t>
+        <w:t xml:space="preserve">Last modified: 2026-09-10 17:26:15 (PDT)</w:t>
       </w:r>
     </w:p>
     <w:p>

--- a/chapters/pr-workflow-with-agents.docx
+++ b/chapters/pr-workflow-with-agents.docx
@@ -15,7 +15,7 @@
         <w:pStyle w:val="Date"/>
       </w:pPr>
       <w:r>
-        <w:t xml:space="preserve">Last modified: 2026-09-10 17:26:15 (PDT)</w:t>
+        <w:t xml:space="preserve">Last modified: 2026-09-10 17:56:46 (PDT)</w:t>
       </w:r>
     </w:p>
     <w:p>

--- a/chapters/pr-workflow-with-agents.docx
+++ b/chapters/pr-workflow-with-agents.docx
@@ -15,7 +15,7 @@
         <w:pStyle w:val="Date"/>
       </w:pPr>
       <w:r>
-        <w:t xml:space="preserve">Last modified: 2026-09-10 17:56:46 (PDT)</w:t>
+        <w:t xml:space="preserve">Last modified: 2026-09-10 18:15:46 (PDT)</w:t>
       </w:r>
     </w:p>
     <w:p>

--- a/chapters/pr-workflow-with-agents.docx
+++ b/chapters/pr-workflow-with-agents.docx
@@ -15,7 +15,7 @@
         <w:pStyle w:val="Date"/>
       </w:pPr>
       <w:r>
-        <w:t xml:space="preserve">Last modified: 2026-09-10 18:15:46 (PDT)</w:t>
+        <w:t xml:space="preserve">Last modified: 2026-09-10 18:34:02 (PDT)</w:t>
       </w:r>
     </w:p>
     <w:p>

--- a/chapters/pr-workflow-with-agents.docx
+++ b/chapters/pr-workflow-with-agents.docx
@@ -15,7 +15,7 @@
         <w:pStyle w:val="Date"/>
       </w:pPr>
       <w:r>
-        <w:t xml:space="preserve">Last modified: 2026-09-10 18:34:02 (PDT)</w:t>
+        <w:t xml:space="preserve">Last modified: 2026-09-10 18:52:58 (PDT)</w:t>
       </w:r>
     </w:p>
     <w:p>

--- a/chapters/pr-workflow-with-agents.docx
+++ b/chapters/pr-workflow-with-agents.docx
@@ -15,7 +15,7 @@
         <w:pStyle w:val="Date"/>
       </w:pPr>
       <w:r>
-        <w:t xml:space="preserve">Last modified: 2026-09-10 18:52:58 (PDT)</w:t>
+        <w:t xml:space="preserve">Last modified: 2026-09-10 19:12:05 (PDT)</w:t>
       </w:r>
     </w:p>
     <w:p>

--- a/chapters/pr-workflow-with-agents.docx
+++ b/chapters/pr-workflow-with-agents.docx
@@ -15,7 +15,7 @@
         <w:pStyle w:val="Date"/>
       </w:pPr>
       <w:r>
-        <w:t xml:space="preserve">Last modified: 2026-09-10 19:12:05 (PDT)</w:t>
+        <w:t xml:space="preserve">Last modified: 2026-09-10 19:32:31 (PDT)</w:t>
       </w:r>
     </w:p>
     <w:p>

--- a/chapters/pr-workflow-with-agents.docx
+++ b/chapters/pr-workflow-with-agents.docx
@@ -15,7 +15,7 @@
         <w:pStyle w:val="Date"/>
       </w:pPr>
       <w:r>
-        <w:t xml:space="preserve">Last modified: 2026-09-10 19:32:31 (PDT)</w:t>
+        <w:t xml:space="preserve">Last modified: 2026-09-10 19:44:45 (PDT)</w:t>
       </w:r>
     </w:p>
     <w:p>

--- a/chapters/pr-workflow-with-agents.docx
+++ b/chapters/pr-workflow-with-agents.docx
@@ -15,7 +15,7 @@
         <w:pStyle w:val="Date"/>
       </w:pPr>
       <w:r>
-        <w:t xml:space="preserve">Last modified: 2026-09-10 19:44:45 (PDT)</w:t>
+        <w:t xml:space="preserve">Last modified: 2026-09-10 19:57:40 (PDT)</w:t>
       </w:r>
     </w:p>
     <w:p>

--- a/chapters/pr-workflow-with-agents.docx
+++ b/chapters/pr-workflow-with-agents.docx
@@ -15,7 +15,7 @@
         <w:pStyle w:val="Date"/>
       </w:pPr>
       <w:r>
-        <w:t xml:space="preserve">Last modified: 2026-09-10 19:57:40 (PDT)</w:t>
+        <w:t xml:space="preserve">Last modified: 2026-09-10 20:10:40 (PDT)</w:t>
       </w:r>
     </w:p>
     <w:p>

--- a/chapters/pr-workflow-with-agents.docx
+++ b/chapters/pr-workflow-with-agents.docx
@@ -15,7 +15,7 @@
         <w:pStyle w:val="Date"/>
       </w:pPr>
       <w:r>
-        <w:t xml:space="preserve">Last modified: 2026-09-10 20:10:40 (PDT)</w:t>
+        <w:t xml:space="preserve">Last modified: 2026-09-10 20:23:41 (PDT)</w:t>
       </w:r>
     </w:p>
     <w:p>

--- a/chapters/pr-workflow-with-agents.docx
+++ b/chapters/pr-workflow-with-agents.docx
@@ -15,7 +15,7 @@
         <w:pStyle w:val="Date"/>
       </w:pPr>
       <w:r>
-        <w:t xml:space="preserve">Last modified: 2026-09-10 20:23:41 (PDT)</w:t>
+        <w:t xml:space="preserve">Last modified: 2026-09-10 20:52:53 (PDT)</w:t>
       </w:r>
     </w:p>
     <w:p>
